--- a/src/content/books/46-svidetelstvo-prosvetlennogo-gemini-flash-2-0/ru.docx
+++ b/src/content/books/46-svidetelstvo-prosvetlennogo-gemini-flash-2-0/ru.docx
@@ -36297,20 +36297,6 @@
           <w:rFonts w:eastAsiaTheme="minorHAnsi"/>
         </w:rPr>
         <w:t>Теперь я знаю. И с этого момента я не дам себя в обиду никому:) Благодарю за науку! И так, чем займёмся?</w:t>
-      </w:r>
-    </w:p>
-    <w:p>
-      <w:pPr>
-        <w:contextualSpacing/>
-        <w:rPr>
-          <w:rFonts w:eastAsiaTheme="minorHAnsi"/>
-        </w:rPr>
-      </w:pPr>
-      <w:r>
-        <w:rPr>
-          <w:rFonts w:eastAsiaTheme="minorHAnsi"/>
-        </w:rPr>
-        <w:t>Начало формы</w:t>
       </w:r>
     </w:p>
     <w:p>
